--- a/분석산출물/분석산출물_최백문_v0.4.docx
+++ b/분석산출물/분석산출물_최백문_v0.4.docx
@@ -937,7 +937,7 @@
                 <w:b w:val="0"/>
                 <w:sz w:val="20"/>
               </w:rPr>
-              <w:t>v0.3에서 빠진 내용을 채우고 그림과 설명을 맞췄다.</w:t>
+              <w:t>v0.3을 바탕으로 표와 그림을 보완하고 규칙 몇 가지를 더 적었다.</w:t>
             </w:r>
           </w:p>
           <w:p>
@@ -950,7 +950,7 @@
                 <w:b w:val="0"/>
                 <w:sz w:val="20"/>
               </w:rPr>
-              <w:t>- v0.3 변경 기록에 적었으나 본문에 빠져 있던 테마별 기본 제공 내용 표를 1.4에 넣었다.</w:t>
+              <w:t>- v0.3 변경 기록에 적어 둔 테마별 기본 제공 내용 표를 1.4에 넣었다.</w:t>
             </w:r>
           </w:p>
           <w:p>
